--- a/owners-inbox/resume-aidin-niavarani-2026.docx
+++ b/owners-inbox/resume-aidin-niavarani-2026.docx
@@ -8,135 +8,152 @@
       </w:pPr>
       <w:r>
         <w:rPr>
-          <w:rFonts w:ascii="Arial" w:cs="Arial" w:eastAsia="Arial" w:hAnsi="Arial"/>
-          <w:b/>
-          <w:bCs/>
-          <w:color w:val="1A1A2E"/>
-          <w:sz w:val="52"/>
-          <w:szCs w:val="52"/>
+          <w:rFonts w:ascii="Calibri" w:cs="Calibri" w:eastAsia="Calibri" w:hAnsi="Calibri"/>
+          <w:b/>
+          <w:bCs/>
+          <w:color w:val="1B5E6B"/>
+          <w:sz w:val="60"/>
+          <w:szCs w:val="60"/>
         </w:rPr>
         <w:t xml:space="preserve">Aidin Niavarani</w:t>
       </w:r>
     </w:p>
     <w:p>
       <w:pPr>
+        <w:spacing w:after="60" w:before="0"/>
+      </w:pPr>
+      <w:r>
+        <w:rPr>
+          <w:rFonts w:ascii="Calibri" w:cs="Calibri" w:eastAsia="Calibri" w:hAnsi="Calibri"/>
+          <w:color w:val="5E6E77"/>
+          <w:sz w:val="18"/>
+          <w:szCs w:val="18"/>
+        </w:rPr>
+        <w:t xml:space="preserve">Vancouver, BC, Canada</w:t>
+      </w:r>
+      <w:r>
+        <w:rPr>
+          <w:rFonts w:ascii="Calibri" w:cs="Calibri" w:eastAsia="Calibri" w:hAnsi="Calibri"/>
+          <w:color w:val="8A9BA3"/>
+          <w:sz w:val="18"/>
+          <w:szCs w:val="18"/>
+        </w:rPr>
+        <w:t xml:space="preserve">   ·   </w:t>
+      </w:r>
+      <w:r>
+        <w:rPr>
+          <w:rFonts w:ascii="Calibri" w:cs="Calibri" w:eastAsia="Calibri" w:hAnsi="Calibri"/>
+          <w:color w:val="5E6E77"/>
+          <w:sz w:val="18"/>
+          <w:szCs w:val="18"/>
+        </w:rPr>
+        <w:t xml:space="preserve">linkedin.com/in/aidin</w:t>
+      </w:r>
+      <w:r>
+        <w:rPr>
+          <w:rFonts w:ascii="Calibri" w:cs="Calibri" w:eastAsia="Calibri" w:hAnsi="Calibri"/>
+          <w:color w:val="8A9BA3"/>
+          <w:sz w:val="18"/>
+          <w:szCs w:val="18"/>
+        </w:rPr>
+        <w:t xml:space="preserve">   ·   </w:t>
+      </w:r>
+      <w:r>
+        <w:rPr>
+          <w:rFonts w:ascii="Calibri" w:cs="Calibri" w:eastAsia="Calibri" w:hAnsi="Calibri"/>
+          <w:color w:val="5E6E77"/>
+          <w:sz w:val="18"/>
+          <w:szCs w:val="18"/>
+        </w:rPr>
+        <w:t xml:space="preserve">Open to remote</w:t>
+      </w:r>
+    </w:p>
+    <w:p>
+      <w:pPr>
+        <w:pBdr>
+          <w:bottom w:val="single" w:color="C2D3D8" w:sz="4" w:space="1"/>
+        </w:pBdr>
+        <w:spacing w:after="0" w:before="0"/>
+      </w:pPr>
+      <w:r>
+        <w:t xml:space="preserve"/>
+      </w:r>
+    </w:p>
+    <w:p>
+      <w:pPr>
+        <w:spacing w:after="40" w:before="0"/>
+      </w:pPr>
+      <w:r>
+        <w:t xml:space="preserve"/>
+      </w:r>
+    </w:p>
+    <w:p>
+      <w:pPr>
+        <w:pBdr>
+          <w:bottom w:val="single" w:color="1B5E6B" w:sz="8" w:space="4"/>
+        </w:pBdr>
+        <w:spacing w:after="90" w:before="200"/>
+      </w:pPr>
+      <w:r>
+        <w:rPr>
+          <w:rFonts w:ascii="Calibri" w:cs="Calibri" w:eastAsia="Calibri" w:hAnsi="Calibri"/>
+          <w:b/>
+          <w:bCs/>
+          <w:color w:val="1B5E6B"/>
+          <w:spacing w:val="60"/>
+          <w:sz w:val="17"/>
+          <w:szCs w:val="17"/>
+        </w:rPr>
+        <w:t xml:space="preserve">SUMMARY</w:t>
+      </w:r>
+    </w:p>
+    <w:p>
+      <w:pPr>
+        <w:spacing w:after="120" w:before="0"/>
+      </w:pPr>
+      <w:r>
+        <w:rPr>
+          <w:rFonts w:ascii="Calibri" w:cs="Calibri" w:eastAsia="Calibri" w:hAnsi="Calibri"/>
+          <w:color w:val="1A1A1A"/>
+          <w:sz w:val="18"/>
+          <w:szCs w:val="18"/>
+        </w:rPr>
+        <w:t xml:space="preserve">Technical co-founder and CTO with 16+ years building software products — most recently scaling NextGen Kitchens to ~$250K/month in transactions across North America, leading 44+ contributors, and shipping 11 production applications on Firebase/GCP. Held CTO and acting CPO responsibilities simultaneously for 3+ years, owning engineering architecture and product roadmap at the same time. Over the past 18 months, built an AI engineering platform that made the team 3× more productive — not personal tooling, but systematic, production-grade capability embedded into how the whole team operates.</w:t>
+      </w:r>
+    </w:p>
+    <w:p>
+      <w:pPr>
+        <w:pBdr>
+          <w:bottom w:val="single" w:color="1B5E6B" w:sz="8" w:space="4"/>
+        </w:pBdr>
+        <w:spacing w:after="90" w:before="200"/>
+      </w:pPr>
+      <w:r>
+        <w:rPr>
+          <w:rFonts w:ascii="Calibri" w:cs="Calibri" w:eastAsia="Calibri" w:hAnsi="Calibri"/>
+          <w:b/>
+          <w:bCs/>
+          <w:color w:val="1B5E6B"/>
+          <w:spacing w:val="60"/>
+          <w:sz w:val="17"/>
+          <w:szCs w:val="17"/>
+        </w:rPr>
+        <w:t xml:space="preserve">EXPERIENCE</w:t>
+      </w:r>
+    </w:p>
+    <w:p>
+      <w:pPr>
         <w:tabs>
-          <w:tab w:val="left" w:pos="1800"/>
-          <w:tab w:val="left" w:pos="4200"/>
+          <w:tab w:val="right" w:pos="10080"/>
         </w:tabs>
-        <w:spacing w:after="80" w:before="0"/>
-      </w:pPr>
-      <w:r>
-        <w:rPr>
-          <w:rFonts w:ascii="Arial" w:cs="Arial" w:eastAsia="Arial" w:hAnsi="Arial"/>
-          <w:color w:val="666666"/>
-          <w:sz w:val="18"/>
-          <w:szCs w:val="18"/>
-        </w:rPr>
-        <w:t xml:space="preserve">Vancouver, BC, Canada</w:t>
-      </w:r>
-      <w:r>
-        <w:rPr>
-          <w:rFonts w:ascii="Arial" w:cs="Arial" w:eastAsia="Arial" w:hAnsi="Arial"/>
-          <w:color w:val="666666"/>
-          <w:sz w:val="18"/>
-          <w:szCs w:val="18"/>
-        </w:rPr>
-        <w:t xml:space="preserve">  ·  </w:t>
-      </w:r>
-      <w:r>
-        <w:rPr>
-          <w:rFonts w:ascii="Arial" w:cs="Arial" w:eastAsia="Arial" w:hAnsi="Arial"/>
-          <w:color w:val="666666"/>
-          <w:sz w:val="18"/>
-          <w:szCs w:val="18"/>
-        </w:rPr>
-        <w:t xml:space="preserve">linkedin.com/in/aidin</w:t>
-      </w:r>
-      <w:r>
-        <w:rPr>
-          <w:rFonts w:ascii="Arial" w:cs="Arial" w:eastAsia="Arial" w:hAnsi="Arial"/>
-          <w:color w:val="666666"/>
-          <w:sz w:val="18"/>
-          <w:szCs w:val="18"/>
-        </w:rPr>
-        <w:t xml:space="preserve">  ·  </w:t>
-      </w:r>
-      <w:r>
-        <w:rPr>
-          <w:rFonts w:ascii="Arial" w:cs="Arial" w:eastAsia="Arial" w:hAnsi="Arial"/>
-          <w:color w:val="666666"/>
-          <w:sz w:val="18"/>
-          <w:szCs w:val="18"/>
-        </w:rPr>
-        <w:t xml:space="preserve">Open to remote</w:t>
-      </w:r>
-    </w:p>
-    <w:p>
-      <w:pPr>
-        <w:pBdr>
-          <w:bottom w:val="single" w:color="CCCCCC" w:sz="6" w:space="4"/>
-        </w:pBdr>
-        <w:spacing w:after="80" w:before="160"/>
-      </w:pPr>
-      <w:r>
-        <w:rPr>
-          <w:rFonts w:ascii="Arial" w:cs="Arial" w:eastAsia="Arial" w:hAnsi="Arial"/>
-          <w:b/>
-          <w:bCs/>
-          <w:color w:val="1A1A2E"/>
-          <w:sz w:val="20"/>
-          <w:szCs w:val="20"/>
-        </w:rPr>
-        <w:t xml:space="preserve">SUMMARY</w:t>
-      </w:r>
-    </w:p>
-    <w:p>
-      <w:pPr>
-        <w:spacing w:after="120" w:before="0"/>
-      </w:pPr>
-      <w:r>
-        <w:rPr>
-          <w:rFonts w:ascii="Arial" w:cs="Arial" w:eastAsia="Arial" w:hAnsi="Arial"/>
-          <w:color w:val="111111"/>
-          <w:sz w:val="18"/>
-          <w:szCs w:val="18"/>
-        </w:rPr>
-        <w:t xml:space="preserve">Technical co-founder and CTO with 16+ years building software products — most recently scaling NextGen Kitchens to ~$250K/month in transactions across North America, leading 44+ contributors, and shipping 11 production applications on Firebase/GCP. Held CTO and acting CPO responsibilities simultaneously for 3+ years, owning engineering architecture and product roadmap at the same time. Over the past 18 months, built an AI engineering platform that made the team 3× more productive — not personal tooling, but systematic, production-grade capability embedded into how the whole team operates.</w:t>
-      </w:r>
-    </w:p>
-    <w:p>
-      <w:pPr>
-        <w:pBdr>
-          <w:bottom w:val="single" w:color="CCCCCC" w:sz="6" w:space="4"/>
-        </w:pBdr>
-        <w:spacing w:after="80" w:before="160"/>
-      </w:pPr>
-      <w:r>
-        <w:rPr>
-          <w:rFonts w:ascii="Arial" w:cs="Arial" w:eastAsia="Arial" w:hAnsi="Arial"/>
-          <w:b/>
-          <w:bCs/>
-          <w:color w:val="1A1A2E"/>
-          <w:sz w:val="20"/>
-          <w:szCs w:val="20"/>
-        </w:rPr>
-        <w:t xml:space="preserve">EXPERIENCE</w:t>
-      </w:r>
-    </w:p>
-    <w:p>
-      <w:pPr>
-        <w:tabs>
-          <w:tab w:val="right" w:pos="11080"/>
-        </w:tabs>
-        <w:spacing w:after="40" w:before="100"/>
-      </w:pPr>
-      <w:r>
-        <w:rPr>
-          <w:rFonts w:ascii="Arial" w:cs="Arial" w:eastAsia="Arial" w:hAnsi="Arial"/>
-          <w:b/>
-          <w:bCs/>
-          <w:color w:val="111111"/>
+        <w:spacing w:after="30" w:before="110"/>
+      </w:pPr>
+      <w:r>
+        <w:rPr>
+          <w:rFonts w:ascii="Calibri" w:cs="Calibri" w:eastAsia="Calibri" w:hAnsi="Calibri"/>
+          <w:b/>
+          <w:bCs/>
+          <w:color w:val="1A1A1A"/>
           <w:sz w:val="19"/>
           <w:szCs w:val="19"/>
         </w:rPr>
@@ -144,19 +161,19 @@
       </w:r>
       <w:r>
         <w:rPr>
-          <w:rFonts w:ascii="Arial" w:cs="Arial" w:eastAsia="Arial" w:hAnsi="Arial"/>
-          <w:color w:val="111111"/>
+          <w:rFonts w:ascii="Calibri" w:cs="Calibri" w:eastAsia="Calibri" w:hAnsi="Calibri"/>
+          <w:color w:val="5E6E77"/>
           <w:sz w:val="19"/>
           <w:szCs w:val="19"/>
         </w:rPr>
-        <w:t xml:space="preserve">  —  Co-Founder &amp; CTO  →  Technical &amp; Strategy Advisor</w:t>
-      </w:r>
-      <w:r>
-        <w:rPr>
-          <w:rFonts w:ascii="Arial" w:cs="Arial" w:eastAsia="Arial" w:hAnsi="Arial"/>
-          <w:color w:val="666666"/>
-          <w:sz w:val="18"/>
-          <w:szCs w:val="18"/>
+        <w:t xml:space="preserve">   –   Co-Founder &amp; CTO  →  Technical &amp; Strategy Advisor</w:t>
+      </w:r>
+      <w:r>
+        <w:rPr>
+          <w:rFonts w:ascii="Calibri" w:cs="Calibri" w:eastAsia="Calibri" w:hAnsi="Calibri"/>
+          <w:color w:val="5E6E77"/>
+          <w:sz w:val="17"/>
+          <w:szCs w:val="17"/>
         </w:rPr>
         <w:t xml:space="preserve">	Jan 2022 – Present</w:t>
       </w:r>
@@ -168,12 +185,12 @@
           <w:ilvl w:val="0"/>
           <w:numId w:val="2"/>
         </w:numPr>
-        <w:spacing w:after="40" w:before="0"/>
-      </w:pPr>
-      <w:r>
-        <w:rPr>
-          <w:rFonts w:ascii="Arial" w:cs="Arial" w:eastAsia="Arial" w:hAnsi="Arial"/>
-          <w:color w:val="111111"/>
+        <w:spacing w:after="44" w:before="0"/>
+      </w:pPr>
+      <w:r>
+        <w:rPr>
+          <w:rFonts w:ascii="Calibri" w:cs="Calibri" w:eastAsia="Calibri" w:hAnsi="Calibri"/>
+          <w:color w:val="1A1A1A"/>
           <w:sz w:val="18"/>
           <w:szCs w:val="18"/>
         </w:rPr>
@@ -187,12 +204,12 @@
           <w:ilvl w:val="0"/>
           <w:numId w:val="2"/>
         </w:numPr>
-        <w:spacing w:after="40" w:before="0"/>
-      </w:pPr>
-      <w:r>
-        <w:rPr>
-          <w:rFonts w:ascii="Arial" w:cs="Arial" w:eastAsia="Arial" w:hAnsi="Arial"/>
-          <w:color w:val="111111"/>
+        <w:spacing w:after="44" w:before="0"/>
+      </w:pPr>
+      <w:r>
+        <w:rPr>
+          <w:rFonts w:ascii="Calibri" w:cs="Calibri" w:eastAsia="Calibri" w:hAnsi="Calibri"/>
+          <w:color w:val="1A1A1A"/>
           <w:sz w:val="18"/>
           <w:szCs w:val="18"/>
         </w:rPr>
@@ -206,12 +223,12 @@
           <w:ilvl w:val="0"/>
           <w:numId w:val="2"/>
         </w:numPr>
-        <w:spacing w:after="40" w:before="0"/>
-      </w:pPr>
-      <w:r>
-        <w:rPr>
-          <w:rFonts w:ascii="Arial" w:cs="Arial" w:eastAsia="Arial" w:hAnsi="Arial"/>
-          <w:color w:val="111111"/>
+        <w:spacing w:after="44" w:before="0"/>
+      </w:pPr>
+      <w:r>
+        <w:rPr>
+          <w:rFonts w:ascii="Calibri" w:cs="Calibri" w:eastAsia="Calibri" w:hAnsi="Calibri"/>
+          <w:color w:val="1A1A1A"/>
           <w:sz w:val="18"/>
           <w:szCs w:val="18"/>
         </w:rPr>
@@ -225,12 +242,12 @@
           <w:ilvl w:val="0"/>
           <w:numId w:val="2"/>
         </w:numPr>
-        <w:spacing w:after="40" w:before="0"/>
-      </w:pPr>
-      <w:r>
-        <w:rPr>
-          <w:rFonts w:ascii="Arial" w:cs="Arial" w:eastAsia="Arial" w:hAnsi="Arial"/>
-          <w:color w:val="111111"/>
+        <w:spacing w:after="44" w:before="0"/>
+      </w:pPr>
+      <w:r>
+        <w:rPr>
+          <w:rFonts w:ascii="Calibri" w:cs="Calibri" w:eastAsia="Calibri" w:hAnsi="Calibri"/>
+          <w:color w:val="1A1A1A"/>
           <w:sz w:val="18"/>
           <w:szCs w:val="18"/>
         </w:rPr>
@@ -244,12 +261,12 @@
           <w:ilvl w:val="0"/>
           <w:numId w:val="2"/>
         </w:numPr>
-        <w:spacing w:after="40" w:before="0"/>
-      </w:pPr>
-      <w:r>
-        <w:rPr>
-          <w:rFonts w:ascii="Arial" w:cs="Arial" w:eastAsia="Arial" w:hAnsi="Arial"/>
-          <w:color w:val="111111"/>
+        <w:spacing w:after="44" w:before="0"/>
+      </w:pPr>
+      <w:r>
+        <w:rPr>
+          <w:rFonts w:ascii="Calibri" w:cs="Calibri" w:eastAsia="Calibri" w:hAnsi="Calibri"/>
+          <w:color w:val="1A1A1A"/>
           <w:sz w:val="18"/>
           <w:szCs w:val="18"/>
         </w:rPr>
@@ -263,12 +280,12 @@
           <w:ilvl w:val="0"/>
           <w:numId w:val="2"/>
         </w:numPr>
-        <w:spacing w:after="40" w:before="0"/>
-      </w:pPr>
-      <w:r>
-        <w:rPr>
-          <w:rFonts w:ascii="Arial" w:cs="Arial" w:eastAsia="Arial" w:hAnsi="Arial"/>
-          <w:color w:val="111111"/>
+        <w:spacing w:after="44" w:before="0"/>
+      </w:pPr>
+      <w:r>
+        <w:rPr>
+          <w:rFonts w:ascii="Calibri" w:cs="Calibri" w:eastAsia="Calibri" w:hAnsi="Calibri"/>
+          <w:color w:val="1A1A1A"/>
           <w:sz w:val="18"/>
           <w:szCs w:val="18"/>
         </w:rPr>
@@ -282,12 +299,12 @@
           <w:ilvl w:val="0"/>
           <w:numId w:val="2"/>
         </w:numPr>
-        <w:spacing w:after="40" w:before="0"/>
-      </w:pPr>
-      <w:r>
-        <w:rPr>
-          <w:rFonts w:ascii="Arial" w:cs="Arial" w:eastAsia="Arial" w:hAnsi="Arial"/>
-          <w:color w:val="111111"/>
+        <w:spacing w:after="44" w:before="0"/>
+      </w:pPr>
+      <w:r>
+        <w:rPr>
+          <w:rFonts w:ascii="Calibri" w:cs="Calibri" w:eastAsia="Calibri" w:hAnsi="Calibri"/>
+          <w:color w:val="1A1A1A"/>
           <w:sz w:val="18"/>
           <w:szCs w:val="18"/>
         </w:rPr>
@@ -296,17 +313,25 @@
     </w:p>
     <w:p>
       <w:pPr>
+        <w:spacing w:after="0" w:before="20"/>
+      </w:pPr>
+      <w:r>
+        <w:t xml:space="preserve"/>
+      </w:r>
+    </w:p>
+    <w:p>
+      <w:pPr>
         <w:tabs>
-          <w:tab w:val="right" w:pos="11080"/>
+          <w:tab w:val="right" w:pos="10080"/>
         </w:tabs>
-        <w:spacing w:after="40" w:before="100"/>
-      </w:pPr>
-      <w:r>
-        <w:rPr>
-          <w:rFonts w:ascii="Arial" w:cs="Arial" w:eastAsia="Arial" w:hAnsi="Arial"/>
-          <w:b/>
-          <w:bCs/>
-          <w:color w:val="111111"/>
+        <w:spacing w:after="30" w:before="110"/>
+      </w:pPr>
+      <w:r>
+        <w:rPr>
+          <w:rFonts w:ascii="Calibri" w:cs="Calibri" w:eastAsia="Calibri" w:hAnsi="Calibri"/>
+          <w:b/>
+          <w:bCs/>
+          <w:color w:val="1A1A1A"/>
           <w:sz w:val="19"/>
           <w:szCs w:val="19"/>
         </w:rPr>
@@ -314,19 +339,19 @@
       </w:r>
       <w:r>
         <w:rPr>
-          <w:rFonts w:ascii="Arial" w:cs="Arial" w:eastAsia="Arial" w:hAnsi="Arial"/>
-          <w:color w:val="111111"/>
+          <w:rFonts w:ascii="Calibri" w:cs="Calibri" w:eastAsia="Calibri" w:hAnsi="Calibri"/>
+          <w:color w:val="5E6E77"/>
           <w:sz w:val="19"/>
           <w:szCs w:val="19"/>
         </w:rPr>
-        <w:t xml:space="preserve">  —  Director &amp; Principal Consultant</w:t>
-      </w:r>
-      <w:r>
-        <w:rPr>
-          <w:rFonts w:ascii="Arial" w:cs="Arial" w:eastAsia="Arial" w:hAnsi="Arial"/>
-          <w:color w:val="666666"/>
-          <w:sz w:val="18"/>
-          <w:szCs w:val="18"/>
+        <w:t xml:space="preserve">   –   Director &amp; Principal Consultant</w:t>
+      </w:r>
+      <w:r>
+        <w:rPr>
+          <w:rFonts w:ascii="Calibri" w:cs="Calibri" w:eastAsia="Calibri" w:hAnsi="Calibri"/>
+          <w:color w:val="5E6E77"/>
+          <w:sz w:val="17"/>
+          <w:szCs w:val="17"/>
         </w:rPr>
         <w:t xml:space="preserve">	Aug 2012 – Present</w:t>
       </w:r>
@@ -338,12 +363,12 @@
           <w:ilvl w:val="0"/>
           <w:numId w:val="2"/>
         </w:numPr>
-        <w:spacing w:after="40" w:before="0"/>
-      </w:pPr>
-      <w:r>
-        <w:rPr>
-          <w:rFonts w:ascii="Arial" w:cs="Arial" w:eastAsia="Arial" w:hAnsi="Arial"/>
-          <w:color w:val="111111"/>
+        <w:spacing w:after="44" w:before="0"/>
+      </w:pPr>
+      <w:r>
+        <w:rPr>
+          <w:rFonts w:ascii="Calibri" w:cs="Calibri" w:eastAsia="Calibri" w:hAnsi="Calibri"/>
+          <w:color w:val="1A1A1A"/>
           <w:sz w:val="18"/>
           <w:szCs w:val="18"/>
         </w:rPr>
@@ -352,17 +377,25 @@
     </w:p>
     <w:p>
       <w:pPr>
+        <w:spacing w:after="0" w:before="20"/>
+      </w:pPr>
+      <w:r>
+        <w:t xml:space="preserve"/>
+      </w:r>
+    </w:p>
+    <w:p>
+      <w:pPr>
         <w:tabs>
-          <w:tab w:val="right" w:pos="11080"/>
+          <w:tab w:val="right" w:pos="10080"/>
         </w:tabs>
-        <w:spacing w:after="40" w:before="100"/>
-      </w:pPr>
-      <w:r>
-        <w:rPr>
-          <w:rFonts w:ascii="Arial" w:cs="Arial" w:eastAsia="Arial" w:hAnsi="Arial"/>
-          <w:b/>
-          <w:bCs/>
-          <w:color w:val="111111"/>
+        <w:spacing w:after="30" w:before="110"/>
+      </w:pPr>
+      <w:r>
+        <w:rPr>
+          <w:rFonts w:ascii="Calibri" w:cs="Calibri" w:eastAsia="Calibri" w:hAnsi="Calibri"/>
+          <w:b/>
+          <w:bCs/>
+          <w:color w:val="1A1A1A"/>
           <w:sz w:val="19"/>
           <w:szCs w:val="19"/>
         </w:rPr>
@@ -370,21 +403,37 @@
       </w:r>
       <w:r>
         <w:rPr>
-          <w:rFonts w:ascii="Arial" w:cs="Arial" w:eastAsia="Arial" w:hAnsi="Arial"/>
-          <w:color w:val="111111"/>
+          <w:rFonts w:ascii="Calibri" w:cs="Calibri" w:eastAsia="Calibri" w:hAnsi="Calibri"/>
+          <w:color w:val="5E6E77"/>
           <w:sz w:val="19"/>
           <w:szCs w:val="19"/>
         </w:rPr>
-        <w:t xml:space="preserve">  —  Software Architect &amp; Development Manager</w:t>
-      </w:r>
-      <w:r>
-        <w:rPr>
-          <w:rFonts w:ascii="Arial" w:cs="Arial" w:eastAsia="Arial" w:hAnsi="Arial"/>
-          <w:color w:val="666666"/>
-          <w:sz w:val="18"/>
-          <w:szCs w:val="18"/>
+        <w:t xml:space="preserve">   –   Software Architect &amp; Development Manager</w:t>
+      </w:r>
+      <w:r>
+        <w:rPr>
+          <w:rFonts w:ascii="Calibri" w:cs="Calibri" w:eastAsia="Calibri" w:hAnsi="Calibri"/>
+          <w:color w:val="5E6E77"/>
+          <w:sz w:val="17"/>
+          <w:szCs w:val="17"/>
         </w:rPr>
         <w:t xml:space="preserve">	Sep 2018 – Jan 2023</w:t>
+      </w:r>
+    </w:p>
+    <w:p>
+      <w:pPr>
+        <w:spacing w:after="40" w:before="0"/>
+      </w:pPr>
+      <w:r>
+        <w:rPr>
+          <w:rFonts w:ascii="Calibri" w:cs="Calibri" w:eastAsia="Calibri" w:hAnsi="Calibri"/>
+          <w:i/>
+          <w:iCs/>
+          <w:color w:val="8A9BA3"/>
+          <w:sz w:val="17"/>
+          <w:szCs w:val="17"/>
+        </w:rPr>
+        <w:t xml:space="preserve">Department of Psychology</w:t>
       </w:r>
     </w:p>
     <w:p>
@@ -394,12 +443,12 @@
           <w:ilvl w:val="0"/>
           <w:numId w:val="2"/>
         </w:numPr>
-        <w:spacing w:after="40" w:before="0"/>
-      </w:pPr>
-      <w:r>
-        <w:rPr>
-          <w:rFonts w:ascii="Arial" w:cs="Arial" w:eastAsia="Arial" w:hAnsi="Arial"/>
-          <w:color w:val="111111"/>
+        <w:spacing w:after="44" w:before="0"/>
+      </w:pPr>
+      <w:r>
+        <w:rPr>
+          <w:rFonts w:ascii="Calibri" w:cs="Calibri" w:eastAsia="Calibri" w:hAnsi="Calibri"/>
+          <w:color w:val="1A1A1A"/>
           <w:sz w:val="18"/>
           <w:szCs w:val="18"/>
         </w:rPr>
@@ -413,12 +462,12 @@
           <w:ilvl w:val="0"/>
           <w:numId w:val="2"/>
         </w:numPr>
-        <w:spacing w:after="40" w:before="0"/>
-      </w:pPr>
-      <w:r>
-        <w:rPr>
-          <w:rFonts w:ascii="Arial" w:cs="Arial" w:eastAsia="Arial" w:hAnsi="Arial"/>
-          <w:color w:val="111111"/>
+        <w:spacing w:after="44" w:before="0"/>
+      </w:pPr>
+      <w:r>
+        <w:rPr>
+          <w:rFonts w:ascii="Calibri" w:cs="Calibri" w:eastAsia="Calibri" w:hAnsi="Calibri"/>
+          <w:color w:val="1A1A1A"/>
           <w:sz w:val="18"/>
           <w:szCs w:val="18"/>
         </w:rPr>
@@ -432,12 +481,12 @@
           <w:ilvl w:val="0"/>
           <w:numId w:val="2"/>
         </w:numPr>
-        <w:spacing w:after="40" w:before="0"/>
-      </w:pPr>
-      <w:r>
-        <w:rPr>
-          <w:rFonts w:ascii="Arial" w:cs="Arial" w:eastAsia="Arial" w:hAnsi="Arial"/>
-          <w:color w:val="111111"/>
+        <w:spacing w:after="44" w:before="0"/>
+      </w:pPr>
+      <w:r>
+        <w:rPr>
+          <w:rFonts w:ascii="Calibri" w:cs="Calibri" w:eastAsia="Calibri" w:hAnsi="Calibri"/>
+          <w:color w:val="1A1A1A"/>
           <w:sz w:val="18"/>
           <w:szCs w:val="18"/>
         </w:rPr>
@@ -446,17 +495,25 @@
     </w:p>
     <w:p>
       <w:pPr>
+        <w:spacing w:after="0" w:before="20"/>
+      </w:pPr>
+      <w:r>
+        <w:t xml:space="preserve"/>
+      </w:r>
+    </w:p>
+    <w:p>
+      <w:pPr>
         <w:tabs>
-          <w:tab w:val="right" w:pos="11080"/>
+          <w:tab w:val="right" w:pos="10080"/>
         </w:tabs>
-        <w:spacing w:after="40" w:before="100"/>
-      </w:pPr>
-      <w:r>
-        <w:rPr>
-          <w:rFonts w:ascii="Arial" w:cs="Arial" w:eastAsia="Arial" w:hAnsi="Arial"/>
-          <w:b/>
-          <w:bCs/>
-          <w:color w:val="111111"/>
+        <w:spacing w:after="30" w:before="110"/>
+      </w:pPr>
+      <w:r>
+        <w:rPr>
+          <w:rFonts w:ascii="Calibri" w:cs="Calibri" w:eastAsia="Calibri" w:hAnsi="Calibri"/>
+          <w:b/>
+          <w:bCs/>
+          <w:color w:val="1A1A1A"/>
           <w:sz w:val="19"/>
           <w:szCs w:val="19"/>
         </w:rPr>
@@ -464,21 +521,37 @@
       </w:r>
       <w:r>
         <w:rPr>
-          <w:rFonts w:ascii="Arial" w:cs="Arial" w:eastAsia="Arial" w:hAnsi="Arial"/>
-          <w:color w:val="111111"/>
+          <w:rFonts w:ascii="Calibri" w:cs="Calibri" w:eastAsia="Calibri" w:hAnsi="Calibri"/>
+          <w:color w:val="5E6E77"/>
           <w:sz w:val="19"/>
           <w:szCs w:val="19"/>
         </w:rPr>
-        <w:t xml:space="preserve">  —  Systems Analyst (Contract)</w:t>
-      </w:r>
-      <w:r>
-        <w:rPr>
-          <w:rFonts w:ascii="Arial" w:cs="Arial" w:eastAsia="Arial" w:hAnsi="Arial"/>
-          <w:color w:val="666666"/>
-          <w:sz w:val="18"/>
-          <w:szCs w:val="18"/>
+        <w:t xml:space="preserve">   –   Systems Analyst</w:t>
+      </w:r>
+      <w:r>
+        <w:rPr>
+          <w:rFonts w:ascii="Calibri" w:cs="Calibri" w:eastAsia="Calibri" w:hAnsi="Calibri"/>
+          <w:color w:val="5E6E77"/>
+          <w:sz w:val="17"/>
+          <w:szCs w:val="17"/>
         </w:rPr>
         <w:t xml:space="preserve">	Sep 2017 – Sep 2018</w:t>
+      </w:r>
+    </w:p>
+    <w:p>
+      <w:pPr>
+        <w:spacing w:after="40" w:before="0"/>
+      </w:pPr>
+      <w:r>
+        <w:rPr>
+          <w:rFonts w:ascii="Calibri" w:cs="Calibri" w:eastAsia="Calibri" w:hAnsi="Calibri"/>
+          <w:i/>
+          <w:iCs/>
+          <w:color w:val="8A9BA3"/>
+          <w:sz w:val="17"/>
+          <w:szCs w:val="17"/>
+        </w:rPr>
+        <w:t xml:space="preserve">Contract</w:t>
       </w:r>
     </w:p>
     <w:p>
@@ -488,12 +561,12 @@
           <w:ilvl w:val="0"/>
           <w:numId w:val="2"/>
         </w:numPr>
-        <w:spacing w:after="40" w:before="0"/>
-      </w:pPr>
-      <w:r>
-        <w:rPr>
-          <w:rFonts w:ascii="Arial" w:cs="Arial" w:eastAsia="Arial" w:hAnsi="Arial"/>
-          <w:color w:val="111111"/>
+        <w:spacing w:after="44" w:before="0"/>
+      </w:pPr>
+      <w:r>
+        <w:rPr>
+          <w:rFonts w:ascii="Calibri" w:cs="Calibri" w:eastAsia="Calibri" w:hAnsi="Calibri"/>
+          <w:color w:val="1A1A1A"/>
           <w:sz w:val="18"/>
           <w:szCs w:val="18"/>
         </w:rPr>
@@ -502,17 +575,25 @@
     </w:p>
     <w:p>
       <w:pPr>
+        <w:spacing w:after="0" w:before="20"/>
+      </w:pPr>
+      <w:r>
+        <w:t xml:space="preserve"/>
+      </w:r>
+    </w:p>
+    <w:p>
+      <w:pPr>
         <w:tabs>
-          <w:tab w:val="right" w:pos="11080"/>
+          <w:tab w:val="right" w:pos="10080"/>
         </w:tabs>
-        <w:spacing w:after="40" w:before="100"/>
-      </w:pPr>
-      <w:r>
-        <w:rPr>
-          <w:rFonts w:ascii="Arial" w:cs="Arial" w:eastAsia="Arial" w:hAnsi="Arial"/>
-          <w:b/>
-          <w:bCs/>
-          <w:color w:val="111111"/>
+        <w:spacing w:after="30" w:before="110"/>
+      </w:pPr>
+      <w:r>
+        <w:rPr>
+          <w:rFonts w:ascii="Calibri" w:cs="Calibri" w:eastAsia="Calibri" w:hAnsi="Calibri"/>
+          <w:b/>
+          <w:bCs/>
+          <w:color w:val="1A1A1A"/>
           <w:sz w:val="19"/>
           <w:szCs w:val="19"/>
         </w:rPr>
@@ -520,21 +601,37 @@
       </w:r>
       <w:r>
         <w:rPr>
-          <w:rFonts w:ascii="Arial" w:cs="Arial" w:eastAsia="Arial" w:hAnsi="Arial"/>
-          <w:color w:val="111111"/>
+          <w:rFonts w:ascii="Calibri" w:cs="Calibri" w:eastAsia="Calibri" w:hAnsi="Calibri"/>
+          <w:color w:val="5E6E77"/>
           <w:sz w:val="19"/>
           <w:szCs w:val="19"/>
         </w:rPr>
-        <w:t xml:space="preserve">  —  Systems Analyst (Contract)</w:t>
-      </w:r>
-      <w:r>
-        <w:rPr>
-          <w:rFonts w:ascii="Arial" w:cs="Arial" w:eastAsia="Arial" w:hAnsi="Arial"/>
-          <w:color w:val="666666"/>
-          <w:sz w:val="18"/>
-          <w:szCs w:val="18"/>
+        <w:t xml:space="preserve">   –   Systems Analyst</w:t>
+      </w:r>
+      <w:r>
+        <w:rPr>
+          <w:rFonts w:ascii="Calibri" w:cs="Calibri" w:eastAsia="Calibri" w:hAnsi="Calibri"/>
+          <w:color w:val="5E6E77"/>
+          <w:sz w:val="17"/>
+          <w:szCs w:val="17"/>
         </w:rPr>
         <w:t xml:space="preserve">	Dec 2016 – Sep 2017</w:t>
+      </w:r>
+    </w:p>
+    <w:p>
+      <w:pPr>
+        <w:spacing w:after="40" w:before="0"/>
+      </w:pPr>
+      <w:r>
+        <w:rPr>
+          <w:rFonts w:ascii="Calibri" w:cs="Calibri" w:eastAsia="Calibri" w:hAnsi="Calibri"/>
+          <w:i/>
+          <w:iCs/>
+          <w:color w:val="8A9BA3"/>
+          <w:sz w:val="17"/>
+          <w:szCs w:val="17"/>
+        </w:rPr>
+        <w:t xml:space="preserve">Contract</w:t>
       </w:r>
     </w:p>
     <w:p>
@@ -544,12 +641,12 @@
           <w:ilvl w:val="0"/>
           <w:numId w:val="2"/>
         </w:numPr>
-        <w:spacing w:after="40" w:before="0"/>
-      </w:pPr>
-      <w:r>
-        <w:rPr>
-          <w:rFonts w:ascii="Arial" w:cs="Arial" w:eastAsia="Arial" w:hAnsi="Arial"/>
-          <w:color w:val="111111"/>
+        <w:spacing w:after="44" w:before="0"/>
+      </w:pPr>
+      <w:r>
+        <w:rPr>
+          <w:rFonts w:ascii="Calibri" w:cs="Calibri" w:eastAsia="Calibri" w:hAnsi="Calibri"/>
+          <w:color w:val="1A1A1A"/>
           <w:sz w:val="18"/>
           <w:szCs w:val="18"/>
         </w:rPr>
@@ -558,17 +655,25 @@
     </w:p>
     <w:p>
       <w:pPr>
+        <w:spacing w:after="0" w:before="20"/>
+      </w:pPr>
+      <w:r>
+        <w:t xml:space="preserve"/>
+      </w:r>
+    </w:p>
+    <w:p>
+      <w:pPr>
         <w:tabs>
-          <w:tab w:val="right" w:pos="11080"/>
+          <w:tab w:val="right" w:pos="10080"/>
         </w:tabs>
-        <w:spacing w:after="40" w:before="100"/>
-      </w:pPr>
-      <w:r>
-        <w:rPr>
-          <w:rFonts w:ascii="Arial" w:cs="Arial" w:eastAsia="Arial" w:hAnsi="Arial"/>
-          <w:b/>
-          <w:bCs/>
-          <w:color w:val="111111"/>
+        <w:spacing w:after="30" w:before="110"/>
+      </w:pPr>
+      <w:r>
+        <w:rPr>
+          <w:rFonts w:ascii="Calibri" w:cs="Calibri" w:eastAsia="Calibri" w:hAnsi="Calibri"/>
+          <w:b/>
+          <w:bCs/>
+          <w:color w:val="1A1A1A"/>
           <w:sz w:val="19"/>
           <w:szCs w:val="19"/>
         </w:rPr>
@@ -576,19 +681,19 @@
       </w:r>
       <w:r>
         <w:rPr>
-          <w:rFonts w:ascii="Arial" w:cs="Arial" w:eastAsia="Arial" w:hAnsi="Arial"/>
-          <w:color w:val="111111"/>
+          <w:rFonts w:ascii="Calibri" w:cs="Calibri" w:eastAsia="Calibri" w:hAnsi="Calibri"/>
+          <w:color w:val="5E6E77"/>
           <w:sz w:val="19"/>
           <w:szCs w:val="19"/>
         </w:rPr>
-        <w:t xml:space="preserve">  —  Technical Co-Founder</w:t>
-      </w:r>
-      <w:r>
-        <w:rPr>
-          <w:rFonts w:ascii="Arial" w:cs="Arial" w:eastAsia="Arial" w:hAnsi="Arial"/>
-          <w:color w:val="666666"/>
-          <w:sz w:val="18"/>
-          <w:szCs w:val="18"/>
+        <w:t xml:space="preserve">   –   Technical Co-Founder</w:t>
+      </w:r>
+      <w:r>
+        <w:rPr>
+          <w:rFonts w:ascii="Calibri" w:cs="Calibri" w:eastAsia="Calibri" w:hAnsi="Calibri"/>
+          <w:color w:val="5E6E77"/>
+          <w:sz w:val="17"/>
+          <w:szCs w:val="17"/>
         </w:rPr>
         <w:t xml:space="preserve">	Apr 2015 – Apr 2017</w:t>
       </w:r>
@@ -600,12 +705,12 @@
           <w:ilvl w:val="0"/>
           <w:numId w:val="2"/>
         </w:numPr>
-        <w:spacing w:after="40" w:before="0"/>
-      </w:pPr>
-      <w:r>
-        <w:rPr>
-          <w:rFonts w:ascii="Arial" w:cs="Arial" w:eastAsia="Arial" w:hAnsi="Arial"/>
-          <w:color w:val="111111"/>
+        <w:spacing w:after="44" w:before="0"/>
+      </w:pPr>
+      <w:r>
+        <w:rPr>
+          <w:rFonts w:ascii="Calibri" w:cs="Calibri" w:eastAsia="Calibri" w:hAnsi="Calibri"/>
+          <w:color w:val="1A1A1A"/>
           <w:sz w:val="18"/>
           <w:szCs w:val="18"/>
         </w:rPr>
@@ -614,17 +719,25 @@
     </w:p>
     <w:p>
       <w:pPr>
+        <w:spacing w:after="0" w:before="20"/>
+      </w:pPr>
+      <w:r>
+        <w:t xml:space="preserve"/>
+      </w:r>
+    </w:p>
+    <w:p>
+      <w:pPr>
         <w:tabs>
-          <w:tab w:val="right" w:pos="11080"/>
+          <w:tab w:val="right" w:pos="10080"/>
         </w:tabs>
-        <w:spacing w:after="40" w:before="100"/>
-      </w:pPr>
-      <w:r>
-        <w:rPr>
-          <w:rFonts w:ascii="Arial" w:cs="Arial" w:eastAsia="Arial" w:hAnsi="Arial"/>
-          <w:b/>
-          <w:bCs/>
-          <w:color w:val="111111"/>
+        <w:spacing w:after="30" w:before="110"/>
+      </w:pPr>
+      <w:r>
+        <w:rPr>
+          <w:rFonts w:ascii="Calibri" w:cs="Calibri" w:eastAsia="Calibri" w:hAnsi="Calibri"/>
+          <w:b/>
+          <w:bCs/>
+          <w:color w:val="1A1A1A"/>
           <w:sz w:val="19"/>
           <w:szCs w:val="19"/>
         </w:rPr>
@@ -632,21 +745,37 @@
       </w:r>
       <w:r>
         <w:rPr>
-          <w:rFonts w:ascii="Arial" w:cs="Arial" w:eastAsia="Arial" w:hAnsi="Arial"/>
-          <w:color w:val="111111"/>
+          <w:rFonts w:ascii="Calibri" w:cs="Calibri" w:eastAsia="Calibri" w:hAnsi="Calibri"/>
+          <w:color w:val="5E6E77"/>
           <w:sz w:val="19"/>
           <w:szCs w:val="19"/>
         </w:rPr>
-        <w:t xml:space="preserve">  —  Senior Web Application Developer (Contract)</w:t>
-      </w:r>
-      <w:r>
-        <w:rPr>
-          <w:rFonts w:ascii="Arial" w:cs="Arial" w:eastAsia="Arial" w:hAnsi="Arial"/>
-          <w:color w:val="666666"/>
-          <w:sz w:val="18"/>
-          <w:szCs w:val="18"/>
+        <w:t xml:space="preserve">   –   Senior Web Application Developer</w:t>
+      </w:r>
+      <w:r>
+        <w:rPr>
+          <w:rFonts w:ascii="Calibri" w:cs="Calibri" w:eastAsia="Calibri" w:hAnsi="Calibri"/>
+          <w:color w:val="5E6E77"/>
+          <w:sz w:val="17"/>
+          <w:szCs w:val="17"/>
         </w:rPr>
         <w:t xml:space="preserve">	Jun 2014 – Mar 2015</w:t>
+      </w:r>
+    </w:p>
+    <w:p>
+      <w:pPr>
+        <w:spacing w:after="40" w:before="0"/>
+      </w:pPr>
+      <w:r>
+        <w:rPr>
+          <w:rFonts w:ascii="Calibri" w:cs="Calibri" w:eastAsia="Calibri" w:hAnsi="Calibri"/>
+          <w:i/>
+          <w:iCs/>
+          <w:color w:val="8A9BA3"/>
+          <w:sz w:val="17"/>
+          <w:szCs w:val="17"/>
+        </w:rPr>
+        <w:t xml:space="preserve">Contract</w:t>
       </w:r>
     </w:p>
     <w:p>
@@ -656,12 +785,12 @@
           <w:ilvl w:val="0"/>
           <w:numId w:val="2"/>
         </w:numPr>
-        <w:spacing w:after="40" w:before="0"/>
-      </w:pPr>
-      <w:r>
-        <w:rPr>
-          <w:rFonts w:ascii="Arial" w:cs="Arial" w:eastAsia="Arial" w:hAnsi="Arial"/>
-          <w:color w:val="111111"/>
+        <w:spacing w:after="44" w:before="0"/>
+      </w:pPr>
+      <w:r>
+        <w:rPr>
+          <w:rFonts w:ascii="Calibri" w:cs="Calibri" w:eastAsia="Calibri" w:hAnsi="Calibri"/>
+          <w:color w:val="1A1A1A"/>
           <w:sz w:val="18"/>
           <w:szCs w:val="18"/>
         </w:rPr>
@@ -671,41 +800,42 @@
     <w:p>
       <w:pPr>
         <w:pBdr>
-          <w:bottom w:val="single" w:color="CCCCCC" w:sz="6" w:space="4"/>
+          <w:bottom w:val="single" w:color="1B5E6B" w:sz="8" w:space="4"/>
         </w:pBdr>
-        <w:spacing w:after="80" w:before="160"/>
-      </w:pPr>
-      <w:r>
-        <w:rPr>
-          <w:rFonts w:ascii="Arial" w:cs="Arial" w:eastAsia="Arial" w:hAnsi="Arial"/>
-          <w:b/>
-          <w:bCs/>
-          <w:color w:val="1A1A2E"/>
-          <w:sz w:val="20"/>
-          <w:szCs w:val="20"/>
+        <w:spacing w:after="90" w:before="200"/>
+      </w:pPr>
+      <w:r>
+        <w:rPr>
+          <w:rFonts w:ascii="Calibri" w:cs="Calibri" w:eastAsia="Calibri" w:hAnsi="Calibri"/>
+          <w:b/>
+          <w:bCs/>
+          <w:color w:val="1B5E6B"/>
+          <w:spacing w:val="60"/>
+          <w:sz w:val="17"/>
+          <w:szCs w:val="17"/>
         </w:rPr>
         <w:t xml:space="preserve">TECHNICAL SKILLS</w:t>
       </w:r>
     </w:p>
     <w:p>
       <w:pPr>
-        <w:spacing w:after="36" w:before="0"/>
-      </w:pPr>
-      <w:r>
-        <w:rPr>
-          <w:rFonts w:ascii="Arial" w:cs="Arial" w:eastAsia="Arial" w:hAnsi="Arial"/>
-          <w:b/>
-          <w:bCs/>
-          <w:color w:val="111111"/>
-          <w:sz w:val="18"/>
-          <w:szCs w:val="18"/>
-        </w:rPr>
-        <w:t xml:space="preserve">Languages: </w:t>
-      </w:r>
-      <w:r>
-        <w:rPr>
-          <w:rFonts w:ascii="Arial" w:cs="Arial" w:eastAsia="Arial" w:hAnsi="Arial"/>
-          <w:color w:val="111111"/>
+        <w:spacing w:after="38" w:before="0"/>
+      </w:pPr>
+      <w:r>
+        <w:rPr>
+          <w:rFonts w:ascii="Calibri" w:cs="Calibri" w:eastAsia="Calibri" w:hAnsi="Calibri"/>
+          <w:b/>
+          <w:bCs/>
+          <w:color w:val="1B5E6B"/>
+          <w:sz w:val="18"/>
+          <w:szCs w:val="18"/>
+        </w:rPr>
+        <w:t xml:space="preserve">Languages:  </w:t>
+      </w:r>
+      <w:r>
+        <w:rPr>
+          <w:rFonts w:ascii="Calibri" w:cs="Calibri" w:eastAsia="Calibri" w:hAnsi="Calibri"/>
+          <w:color w:val="1A1A1A"/>
           <w:sz w:val="18"/>
           <w:szCs w:val="18"/>
         </w:rPr>
@@ -714,23 +844,23 @@
     </w:p>
     <w:p>
       <w:pPr>
-        <w:spacing w:after="36" w:before="0"/>
-      </w:pPr>
-      <w:r>
-        <w:rPr>
-          <w:rFonts w:ascii="Arial" w:cs="Arial" w:eastAsia="Arial" w:hAnsi="Arial"/>
-          <w:b/>
-          <w:bCs/>
-          <w:color w:val="111111"/>
-          <w:sz w:val="18"/>
-          <w:szCs w:val="18"/>
-        </w:rPr>
-        <w:t xml:space="preserve">Frontend: </w:t>
-      </w:r>
-      <w:r>
-        <w:rPr>
-          <w:rFonts w:ascii="Arial" w:cs="Arial" w:eastAsia="Arial" w:hAnsi="Arial"/>
-          <w:color w:val="111111"/>
+        <w:spacing w:after="38" w:before="0"/>
+      </w:pPr>
+      <w:r>
+        <w:rPr>
+          <w:rFonts w:ascii="Calibri" w:cs="Calibri" w:eastAsia="Calibri" w:hAnsi="Calibri"/>
+          <w:b/>
+          <w:bCs/>
+          <w:color w:val="1B5E6B"/>
+          <w:sz w:val="18"/>
+          <w:szCs w:val="18"/>
+        </w:rPr>
+        <w:t xml:space="preserve">Frontend:  </w:t>
+      </w:r>
+      <w:r>
+        <w:rPr>
+          <w:rFonts w:ascii="Calibri" w:cs="Calibri" w:eastAsia="Calibri" w:hAnsi="Calibri"/>
+          <w:color w:val="1A1A1A"/>
           <w:sz w:val="18"/>
           <w:szCs w:val="18"/>
         </w:rPr>
@@ -739,23 +869,23 @@
     </w:p>
     <w:p>
       <w:pPr>
-        <w:spacing w:after="36" w:before="0"/>
-      </w:pPr>
-      <w:r>
-        <w:rPr>
-          <w:rFonts w:ascii="Arial" w:cs="Arial" w:eastAsia="Arial" w:hAnsi="Arial"/>
-          <w:b/>
-          <w:bCs/>
-          <w:color w:val="111111"/>
-          <w:sz w:val="18"/>
-          <w:szCs w:val="18"/>
-        </w:rPr>
-        <w:t xml:space="preserve">Backend: </w:t>
-      </w:r>
-      <w:r>
-        <w:rPr>
-          <w:rFonts w:ascii="Arial" w:cs="Arial" w:eastAsia="Arial" w:hAnsi="Arial"/>
-          <w:color w:val="111111"/>
+        <w:spacing w:after="38" w:before="0"/>
+      </w:pPr>
+      <w:r>
+        <w:rPr>
+          <w:rFonts w:ascii="Calibri" w:cs="Calibri" w:eastAsia="Calibri" w:hAnsi="Calibri"/>
+          <w:b/>
+          <w:bCs/>
+          <w:color w:val="1B5E6B"/>
+          <w:sz w:val="18"/>
+          <w:szCs w:val="18"/>
+        </w:rPr>
+        <w:t xml:space="preserve">Backend:  </w:t>
+      </w:r>
+      <w:r>
+        <w:rPr>
+          <w:rFonts w:ascii="Calibri" w:cs="Calibri" w:eastAsia="Calibri" w:hAnsi="Calibri"/>
+          <w:color w:val="1A1A1A"/>
           <w:sz w:val="18"/>
           <w:szCs w:val="18"/>
         </w:rPr>
@@ -764,23 +894,23 @@
     </w:p>
     <w:p>
       <w:pPr>
-        <w:spacing w:after="36" w:before="0"/>
-      </w:pPr>
-      <w:r>
-        <w:rPr>
-          <w:rFonts w:ascii="Arial" w:cs="Arial" w:eastAsia="Arial" w:hAnsi="Arial"/>
-          <w:b/>
-          <w:bCs/>
-          <w:color w:val="111111"/>
-          <w:sz w:val="18"/>
-          <w:szCs w:val="18"/>
-        </w:rPr>
-        <w:t xml:space="preserve">Database: </w:t>
-      </w:r>
-      <w:r>
-        <w:rPr>
-          <w:rFonts w:ascii="Arial" w:cs="Arial" w:eastAsia="Arial" w:hAnsi="Arial"/>
-          <w:color w:val="111111"/>
+        <w:spacing w:after="38" w:before="0"/>
+      </w:pPr>
+      <w:r>
+        <w:rPr>
+          <w:rFonts w:ascii="Calibri" w:cs="Calibri" w:eastAsia="Calibri" w:hAnsi="Calibri"/>
+          <w:b/>
+          <w:bCs/>
+          <w:color w:val="1B5E6B"/>
+          <w:sz w:val="18"/>
+          <w:szCs w:val="18"/>
+        </w:rPr>
+        <w:t xml:space="preserve">Database:  </w:t>
+      </w:r>
+      <w:r>
+        <w:rPr>
+          <w:rFonts w:ascii="Calibri" w:cs="Calibri" w:eastAsia="Calibri" w:hAnsi="Calibri"/>
+          <w:color w:val="1A1A1A"/>
           <w:sz w:val="18"/>
           <w:szCs w:val="18"/>
         </w:rPr>
@@ -789,23 +919,23 @@
     </w:p>
     <w:p>
       <w:pPr>
-        <w:spacing w:after="36" w:before="0"/>
-      </w:pPr>
-      <w:r>
-        <w:rPr>
-          <w:rFonts w:ascii="Arial" w:cs="Arial" w:eastAsia="Arial" w:hAnsi="Arial"/>
-          <w:b/>
-          <w:bCs/>
-          <w:color w:val="111111"/>
-          <w:sz w:val="18"/>
-          <w:szCs w:val="18"/>
-        </w:rPr>
-        <w:t xml:space="preserve">Infrastructure: </w:t>
-      </w:r>
-      <w:r>
-        <w:rPr>
-          <w:rFonts w:ascii="Arial" w:cs="Arial" w:eastAsia="Arial" w:hAnsi="Arial"/>
-          <w:color w:val="111111"/>
+        <w:spacing w:after="38" w:before="0"/>
+      </w:pPr>
+      <w:r>
+        <w:rPr>
+          <w:rFonts w:ascii="Calibri" w:cs="Calibri" w:eastAsia="Calibri" w:hAnsi="Calibri"/>
+          <w:b/>
+          <w:bCs/>
+          <w:color w:val="1B5E6B"/>
+          <w:sz w:val="18"/>
+          <w:szCs w:val="18"/>
+        </w:rPr>
+        <w:t xml:space="preserve">Infrastructure:  </w:t>
+      </w:r>
+      <w:r>
+        <w:rPr>
+          <w:rFonts w:ascii="Calibri" w:cs="Calibri" w:eastAsia="Calibri" w:hAnsi="Calibri"/>
+          <w:color w:val="1A1A1A"/>
           <w:sz w:val="18"/>
           <w:szCs w:val="18"/>
         </w:rPr>
@@ -814,23 +944,23 @@
     </w:p>
     <w:p>
       <w:pPr>
-        <w:spacing w:after="36" w:before="0"/>
-      </w:pPr>
-      <w:r>
-        <w:rPr>
-          <w:rFonts w:ascii="Arial" w:cs="Arial" w:eastAsia="Arial" w:hAnsi="Arial"/>
-          <w:b/>
-          <w:bCs/>
-          <w:color w:val="111111"/>
-          <w:sz w:val="18"/>
-          <w:szCs w:val="18"/>
-        </w:rPr>
-        <w:t xml:space="preserve">Integrations: </w:t>
-      </w:r>
-      <w:r>
-        <w:rPr>
-          <w:rFonts w:ascii="Arial" w:cs="Arial" w:eastAsia="Arial" w:hAnsi="Arial"/>
-          <w:color w:val="111111"/>
+        <w:spacing w:after="38" w:before="0"/>
+      </w:pPr>
+      <w:r>
+        <w:rPr>
+          <w:rFonts w:ascii="Calibri" w:cs="Calibri" w:eastAsia="Calibri" w:hAnsi="Calibri"/>
+          <w:b/>
+          <w:bCs/>
+          <w:color w:val="1B5E6B"/>
+          <w:sz w:val="18"/>
+          <w:szCs w:val="18"/>
+        </w:rPr>
+        <w:t xml:space="preserve">Integrations:  </w:t>
+      </w:r>
+      <w:r>
+        <w:rPr>
+          <w:rFonts w:ascii="Calibri" w:cs="Calibri" w:eastAsia="Calibri" w:hAnsi="Calibri"/>
+          <w:color w:val="1A1A1A"/>
           <w:sz w:val="18"/>
           <w:szCs w:val="18"/>
         </w:rPr>
@@ -839,23 +969,23 @@
     </w:p>
     <w:p>
       <w:pPr>
-        <w:spacing w:after="36" w:before="0"/>
-      </w:pPr>
-      <w:r>
-        <w:rPr>
-          <w:rFonts w:ascii="Arial" w:cs="Arial" w:eastAsia="Arial" w:hAnsi="Arial"/>
-          <w:b/>
-          <w:bCs/>
-          <w:color w:val="111111"/>
-          <w:sz w:val="18"/>
-          <w:szCs w:val="18"/>
-        </w:rPr>
-        <w:t xml:space="preserve">Testing: </w:t>
-      </w:r>
-      <w:r>
-        <w:rPr>
-          <w:rFonts w:ascii="Arial" w:cs="Arial" w:eastAsia="Arial" w:hAnsi="Arial"/>
-          <w:color w:val="111111"/>
+        <w:spacing w:after="38" w:before="0"/>
+      </w:pPr>
+      <w:r>
+        <w:rPr>
+          <w:rFonts w:ascii="Calibri" w:cs="Calibri" w:eastAsia="Calibri" w:hAnsi="Calibri"/>
+          <w:b/>
+          <w:bCs/>
+          <w:color w:val="1B5E6B"/>
+          <w:sz w:val="18"/>
+          <w:szCs w:val="18"/>
+        </w:rPr>
+        <w:t xml:space="preserve">Testing:  </w:t>
+      </w:r>
+      <w:r>
+        <w:rPr>
+          <w:rFonts w:ascii="Calibri" w:cs="Calibri" w:eastAsia="Calibri" w:hAnsi="Calibri"/>
+          <w:color w:val="1A1A1A"/>
           <w:sz w:val="18"/>
           <w:szCs w:val="18"/>
         </w:rPr>
@@ -864,23 +994,23 @@
     </w:p>
     <w:p>
       <w:pPr>
-        <w:spacing w:after="36" w:before="0"/>
-      </w:pPr>
-      <w:r>
-        <w:rPr>
-          <w:rFonts w:ascii="Arial" w:cs="Arial" w:eastAsia="Arial" w:hAnsi="Arial"/>
-          <w:b/>
-          <w:bCs/>
-          <w:color w:val="111111"/>
-          <w:sz w:val="18"/>
-          <w:szCs w:val="18"/>
-        </w:rPr>
-        <w:t xml:space="preserve">AI / Automation: </w:t>
-      </w:r>
-      <w:r>
-        <w:rPr>
-          <w:rFonts w:ascii="Arial" w:cs="Arial" w:eastAsia="Arial" w:hAnsi="Arial"/>
-          <w:color w:val="111111"/>
+        <w:spacing w:after="38" w:before="0"/>
+      </w:pPr>
+      <w:r>
+        <w:rPr>
+          <w:rFonts w:ascii="Calibri" w:cs="Calibri" w:eastAsia="Calibri" w:hAnsi="Calibri"/>
+          <w:b/>
+          <w:bCs/>
+          <w:color w:val="1B5E6B"/>
+          <w:sz w:val="18"/>
+          <w:szCs w:val="18"/>
+        </w:rPr>
+        <w:t xml:space="preserve">AI / Automation:  </w:t>
+      </w:r>
+      <w:r>
+        <w:rPr>
+          <w:rFonts w:ascii="Calibri" w:cs="Calibri" w:eastAsia="Calibri" w:hAnsi="Calibri"/>
+          <w:color w:val="1A1A1A"/>
           <w:sz w:val="18"/>
           <w:szCs w:val="18"/>
         </w:rPr>
@@ -890,18 +1020,19 @@
     <w:p>
       <w:pPr>
         <w:pBdr>
-          <w:bottom w:val="single" w:color="CCCCCC" w:sz="6" w:space="4"/>
+          <w:bottom w:val="single" w:color="1B5E6B" w:sz="8" w:space="4"/>
         </w:pBdr>
-        <w:spacing w:after="80" w:before="160"/>
-      </w:pPr>
-      <w:r>
-        <w:rPr>
-          <w:rFonts w:ascii="Arial" w:cs="Arial" w:eastAsia="Arial" w:hAnsi="Arial"/>
-          <w:b/>
-          <w:bCs/>
-          <w:color w:val="1A1A2E"/>
-          <w:sz w:val="20"/>
-          <w:szCs w:val="20"/>
+        <w:spacing w:after="90" w:before="200"/>
+      </w:pPr>
+      <w:r>
+        <w:rPr>
+          <w:rFonts w:ascii="Calibri" w:cs="Calibri" w:eastAsia="Calibri" w:hAnsi="Calibri"/>
+          <w:b/>
+          <w:bCs/>
+          <w:color w:val="1B5E6B"/>
+          <w:spacing w:val="60"/>
+          <w:sz w:val="17"/>
+          <w:szCs w:val="17"/>
         </w:rPr>
         <w:t xml:space="preserve">EDUCATION &amp; CERTIFICATIONS</w:t>
       </w:r>
@@ -909,16 +1040,16 @@
     <w:p>
       <w:pPr>
         <w:tabs>
-          <w:tab w:val="right" w:pos="11080"/>
+          <w:tab w:val="right" w:pos="10080"/>
         </w:tabs>
-        <w:spacing w:after="30" w:before="0"/>
-      </w:pPr>
-      <w:r>
-        <w:rPr>
-          <w:rFonts w:ascii="Arial" w:cs="Arial" w:eastAsia="Arial" w:hAnsi="Arial"/>
-          <w:b/>
-          <w:bCs/>
-          <w:color w:val="111111"/>
+        <w:spacing w:after="28" w:before="0"/>
+      </w:pPr>
+      <w:r>
+        <w:rPr>
+          <w:rFonts w:ascii="Calibri" w:cs="Calibri" w:eastAsia="Calibri" w:hAnsi="Calibri"/>
+          <w:b/>
+          <w:bCs/>
+          <w:color w:val="1A1A1A"/>
           <w:sz w:val="18"/>
           <w:szCs w:val="18"/>
         </w:rPr>
@@ -926,12 +1057,59 @@
       </w:r>
       <w:r>
         <w:rPr>
-          <w:rFonts w:ascii="Arial" w:cs="Arial" w:eastAsia="Arial" w:hAnsi="Arial"/>
-          <w:color w:val="666666"/>
-          <w:sz w:val="18"/>
-          <w:szCs w:val="18"/>
+          <w:rFonts w:ascii="Calibri" w:cs="Calibri" w:eastAsia="Calibri" w:hAnsi="Calibri"/>
+          <w:color w:val="5E6E77"/>
+          <w:sz w:val="17"/>
+          <w:szCs w:val="17"/>
         </w:rPr>
         <w:t xml:space="preserve">	2004 – 2009</w:t>
+      </w:r>
+    </w:p>
+    <w:p>
+      <w:pPr>
+        <w:spacing w:after="70" w:before="0"/>
+        <w:jc w:val="left"/>
+      </w:pPr>
+      <w:r>
+        <w:rPr>
+          <w:rFonts w:ascii="Calibri" w:cs="Calibri" w:eastAsia="Calibri" w:hAnsi="Calibri"/>
+          <w:b w:val="false"/>
+          <w:bCs w:val="false"/>
+          <w:i w:val="false"/>
+          <w:iCs w:val="false"/>
+          <w:color w:val="5E6E77"/>
+          <w:sz w:val="17"/>
+          <w:szCs w:val="17"/>
+        </w:rPr>
+        <w:t xml:space="preserve">BSc, Information Systems — Joint Major in Computing Science and Business Administration</w:t>
+      </w:r>
+    </w:p>
+    <w:p>
+      <w:pPr>
+        <w:tabs>
+          <w:tab w:val="right" w:pos="10080"/>
+        </w:tabs>
+        <w:spacing w:after="28" w:before="0"/>
+      </w:pPr>
+      <w:r>
+        <w:rPr>
+          <w:rFonts w:ascii="Calibri" w:cs="Calibri" w:eastAsia="Calibri" w:hAnsi="Calibri"/>
+          <w:b/>
+          <w:bCs/>
+          <w:color w:val="1A1A1A"/>
+          <w:sz w:val="18"/>
+          <w:szCs w:val="18"/>
+        </w:rPr>
+        <w:t xml:space="preserve">AI Ethics 1 — Governance</w:t>
+      </w:r>
+      <w:r>
+        <w:rPr>
+          <w:rFonts w:ascii="Calibri" w:cs="Calibri" w:eastAsia="Calibri" w:hAnsi="Calibri"/>
+          <w:color w:val="5E6E77"/>
+          <w:sz w:val="17"/>
+          <w:szCs w:val="17"/>
+        </w:rPr>
+        <w:t xml:space="preserve">	March 2024</w:t>
       </w:r>
     </w:p>
     <w:p>
@@ -941,57 +1119,14 @@
       </w:pPr>
       <w:r>
         <w:rPr>
-          <w:rFonts w:ascii="Arial" w:cs="Arial" w:eastAsia="Arial" w:hAnsi="Arial"/>
+          <w:rFonts w:ascii="Calibri" w:cs="Calibri" w:eastAsia="Calibri" w:hAnsi="Calibri"/>
           <w:b w:val="false"/>
           <w:bCs w:val="false"/>
-          <w:color w:val="111111"/>
-          <w:sz w:val="18"/>
-          <w:szCs w:val="18"/>
-        </w:rPr>
-        <w:t xml:space="preserve">BSc, Information Systems — Joint Major in Computing Science and Business Administration</w:t>
-      </w:r>
-    </w:p>
-    <w:p>
-      <w:pPr>
-        <w:tabs>
-          <w:tab w:val="right" w:pos="11080"/>
-        </w:tabs>
-        <w:spacing w:after="30" w:before="0"/>
-      </w:pPr>
-      <w:r>
-        <w:rPr>
-          <w:rFonts w:ascii="Arial" w:cs="Arial" w:eastAsia="Arial" w:hAnsi="Arial"/>
-          <w:b/>
-          <w:bCs/>
-          <w:color w:val="111111"/>
-          <w:sz w:val="18"/>
-          <w:szCs w:val="18"/>
-        </w:rPr>
-        <w:t xml:space="preserve">AI Ethics 1 — Governance</w:t>
-      </w:r>
-      <w:r>
-        <w:rPr>
-          <w:rFonts w:ascii="Arial" w:cs="Arial" w:eastAsia="Arial" w:hAnsi="Arial"/>
-          <w:color w:val="666666"/>
-          <w:sz w:val="18"/>
-          <w:szCs w:val="18"/>
-        </w:rPr>
-        <w:t xml:space="preserve">	March 2024</w:t>
-      </w:r>
-    </w:p>
-    <w:p>
-      <w:pPr>
-        <w:spacing w:after="80" w:before="0"/>
-        <w:jc w:val="left"/>
-      </w:pPr>
-      <w:r>
-        <w:rPr>
-          <w:rFonts w:ascii="Arial" w:cs="Arial" w:eastAsia="Arial" w:hAnsi="Arial"/>
-          <w:b w:val="false"/>
-          <w:bCs w:val="false"/>
-          <w:color w:val="111111"/>
-          <w:sz w:val="18"/>
-          <w:szCs w:val="18"/>
+          <w:i w:val="false"/>
+          <w:iCs w:val="false"/>
+          <w:color w:val="5E6E77"/>
+          <w:sz w:val="17"/>
+          <w:szCs w:val="17"/>
         </w:rPr>
         <w:t xml:space="preserve">Alberta Machine Intelligence Institute (Amii)</w:t>
       </w:r>
@@ -999,18 +1134,19 @@
     <w:p>
       <w:pPr>
         <w:pBdr>
-          <w:bottom w:val="single" w:color="CCCCCC" w:sz="6" w:space="4"/>
+          <w:bottom w:val="single" w:color="1B5E6B" w:sz="8" w:space="4"/>
         </w:pBdr>
-        <w:spacing w:after="80" w:before="160"/>
-      </w:pPr>
-      <w:r>
-        <w:rPr>
-          <w:rFonts w:ascii="Arial" w:cs="Arial" w:eastAsia="Arial" w:hAnsi="Arial"/>
-          <w:b/>
-          <w:bCs/>
-          <w:color w:val="1A1A2E"/>
-          <w:sz w:val="20"/>
-          <w:szCs w:val="20"/>
+        <w:spacing w:after="90" w:before="200"/>
+      </w:pPr>
+      <w:r>
+        <w:rPr>
+          <w:rFonts w:ascii="Calibri" w:cs="Calibri" w:eastAsia="Calibri" w:hAnsi="Calibri"/>
+          <w:b/>
+          <w:bCs/>
+          <w:color w:val="1B5E6B"/>
+          <w:spacing w:val="60"/>
+          <w:sz w:val="17"/>
+          <w:szCs w:val="17"/>
         </w:rPr>
         <w:t xml:space="preserve">SELECTED PROJECTS</w:t>
       </w:r>
@@ -1021,10 +1157,10 @@
       </w:pPr>
       <w:r>
         <w:rPr>
-          <w:rFonts w:ascii="Arial" w:cs="Arial" w:eastAsia="Arial" w:hAnsi="Arial"/>
-          <w:b/>
-          <w:bCs/>
-          <w:color w:val="111111"/>
+          <w:rFonts w:ascii="Calibri" w:cs="Calibri" w:eastAsia="Calibri" w:hAnsi="Calibri"/>
+          <w:b/>
+          <w:bCs/>
+          <w:color w:val="1A1A1A"/>
           <w:sz w:val="18"/>
           <w:szCs w:val="18"/>
         </w:rPr>
@@ -1032,12 +1168,12 @@
       </w:r>
       <w:r>
         <w:rPr>
-          <w:rFonts w:ascii="Arial" w:cs="Arial" w:eastAsia="Arial" w:hAnsi="Arial"/>
-          <w:color w:val="111111"/>
-          <w:sz w:val="18"/>
-          <w:szCs w:val="18"/>
-        </w:rPr>
-        <w:t xml:space="preserve">— RAG-based tool for engineering teams using Firestore vector search, Gemini embeddings, and Claude API. Lets any engineer query full codebase history in natural language. Deployed to production.</w:t>
+          <w:rFonts w:ascii="Calibri" w:cs="Calibri" w:eastAsia="Calibri" w:hAnsi="Calibri"/>
+          <w:color w:val="1A1A1A"/>
+          <w:sz w:val="18"/>
+          <w:szCs w:val="18"/>
+        </w:rPr>
+        <w:t xml:space="preserve">–  RAG-based tool for engineering teams using Firestore vector search, Gemini embeddings, and Claude API. Lets any engineer query full codebase history in natural language. Deployed to production at NextGen Kitchens.</w:t>
       </w:r>
     </w:p>
     <w:p>
@@ -1046,10 +1182,10 @@
       </w:pPr>
       <w:r>
         <w:rPr>
-          <w:rFonts w:ascii="Arial" w:cs="Arial" w:eastAsia="Arial" w:hAnsi="Arial"/>
-          <w:b/>
-          <w:bCs/>
-          <w:color w:val="111111"/>
+          <w:rFonts w:ascii="Calibri" w:cs="Calibri" w:eastAsia="Calibri" w:hAnsi="Calibri"/>
+          <w:b/>
+          <w:bCs/>
+          <w:color w:val="1A1A1A"/>
           <w:sz w:val="18"/>
           <w:szCs w:val="18"/>
         </w:rPr>
@@ -1057,24 +1193,24 @@
       </w:r>
       <w:r>
         <w:rPr>
-          <w:rFonts w:ascii="Arial" w:cs="Arial" w:eastAsia="Arial" w:hAnsi="Arial"/>
-          <w:color w:val="111111"/>
-          <w:sz w:val="18"/>
-          <w:szCs w:val="18"/>
-        </w:rPr>
-        <w:t xml:space="preserve">— Personal career pipeline manager built with Next.js, Firebase, and Claude API. Production-quality tooling applied to own workflows.</w:t>
-      </w:r>
-    </w:p>
-    <w:p>
-      <w:pPr>
-        <w:spacing w:after="0" w:before="0"/>
-      </w:pPr>
-      <w:r>
-        <w:rPr>
-          <w:rFonts w:ascii="Arial" w:cs="Arial" w:eastAsia="Arial" w:hAnsi="Arial"/>
-          <w:b/>
-          <w:bCs/>
-          <w:color w:val="111111"/>
+          <w:rFonts w:ascii="Calibri" w:cs="Calibri" w:eastAsia="Calibri" w:hAnsi="Calibri"/>
+          <w:color w:val="1A1A1A"/>
+          <w:sz w:val="18"/>
+          <w:szCs w:val="18"/>
+        </w:rPr>
+        <w:t xml:space="preserve">–  Personal career pipeline manager built with Next.js, Firebase, and Claude API. Production-quality tooling applied to own workflows.</w:t>
+      </w:r>
+    </w:p>
+    <w:p>
+      <w:pPr>
+        <w:spacing w:after="50" w:before="0"/>
+      </w:pPr>
+      <w:r>
+        <w:rPr>
+          <w:rFonts w:ascii="Calibri" w:cs="Calibri" w:eastAsia="Calibri" w:hAnsi="Calibri"/>
+          <w:b/>
+          <w:bCs/>
+          <w:color w:val="1A1A1A"/>
           <w:sz w:val="18"/>
           <w:szCs w:val="18"/>
         </w:rPr>
@@ -1082,12 +1218,12 @@
       </w:r>
       <w:r>
         <w:rPr>
-          <w:rFonts w:ascii="Arial" w:cs="Arial" w:eastAsia="Arial" w:hAnsi="Arial"/>
-          <w:color w:val="111111"/>
-          <w:sz w:val="18"/>
-          <w:szCs w:val="18"/>
-        </w:rPr>
-        <w:t xml:space="preserve">— Social coordination app built on Expo SDK 55, Firebase, Plivo SMS, and FCM. Privacy-first design philosophy.</w:t>
+          <w:rFonts w:ascii="Calibri" w:cs="Calibri" w:eastAsia="Calibri" w:hAnsi="Calibri"/>
+          <w:color w:val="1A1A1A"/>
+          <w:sz w:val="18"/>
+          <w:szCs w:val="18"/>
+        </w:rPr>
+        <w:t xml:space="preserve">–  Social coordination app built on Expo SDK 55, Firebase, Plivo SMS, and FCM. Privacy-first design philosophy.</w:t>
       </w:r>
     </w:p>
     <w:sectPr>
@@ -1269,11 +1405,17 @@
     <w:lvl w:ilvl="0" w15:tentative="1">
       <w:start w:val="1"/>
       <w:numFmt w:val="bullet"/>
-      <w:lvlText w:val="–"/>
+      <w:lvlText w:val="◦"/>
       <w:lvlJc w:val="left"/>
       <w:pPr>
-        <w:ind w:left="360" w:hanging="260"/>
-      </w:pPr>
+        <w:ind w:left="380" w:hanging="260"/>
+      </w:pPr>
+      <w:rPr>
+        <w:rFonts w:ascii="Calibri" w:cs="Calibri" w:eastAsia="Calibri" w:hAnsi="Calibri"/>
+        <w:color w:val="1B5E6B"/>
+        <w:sz w:val="18"/>
+        <w:szCs w:val="18"/>
+      </w:rPr>
     </w:lvl>
   </w:abstractNum>
   <w:num w:numId="1">
